--- a/docs/actions/USER_GUIDE.docx
+++ b/docs/actions/USER_GUIDE.docx
@@ -2,7 +2,7 @@
 <file path=word/document.xml><?xml version="1.0" encoding="utf-8"?>
 <w:document xmlns:w="http://schemas.openxmlformats.org/wordprocessingml/2006/main" xmlns:m="http://schemas.openxmlformats.org/officeDocument/2006/math" xmlns:r="http://schemas.openxmlformats.org/officeDocument/2006/relationships" xmlns:o="urn:schemas-microsoft-com:office:office" xmlns:v="urn:schemas-microsoft-com:vml" xmlns:w10="urn:schemas-microsoft-com:office:word" xmlns:a="http://schemas.openxmlformats.org/drawingml/2006/main" xmlns:pic="http://schemas.openxmlformats.org/drawingml/2006/picture" xmlns:wp="http://schemas.openxmlformats.org/drawingml/2006/wordprocessingDrawing">
   <w:body>
-    <w:bookmarkStart w:id="23" w:name="action-directives-user-guide"/>
+    <w:bookmarkStart w:id="23" w:name="action-directives--user-guide"/>
     <w:p>
       <w:pPr>
         <w:pStyle w:val="Heading1"/>
@@ -186,7 +186,7 @@
         </w:pict>
       </w:r>
     </w:p>
-    <w:bookmarkStart w:id="13" w:name="the-idea-in-one-sentence"/>
+    <w:bookmarkStart w:id="13" w:name="X2835365a9c086b79a1c154955020313689b0d2d"/>
     <w:p>
       <w:pPr>
         <w:pStyle w:val="Heading2"/>
@@ -241,7 +241,7 @@
           <w:i/>
           <w:iCs/>
         </w:rPr>
-        <w:t xml:space="preserve">“REPORT DIRECTIVE — BUG (§11.4.202). The remainder of this prompt</w:t>
+        <w:t xml:space="preserve">"REPORT DIRECTIVE — BUG (§11.4.202). The remainder of this prompt</w:t>
       </w:r>
       <w:r>
         <w:rPr>
@@ -255,7 +255,7 @@
           <w:i/>
           <w:iCs/>
         </w:rPr>
-        <w:t xml:space="preserve">is a REPORT of a product DEFECT… create it through the project’s reporting</w:t>
+        <w:t xml:space="preserve">is a REPORT of a product DEFECT… create it through the project's reporting</w:t>
       </w:r>
       <w:r>
         <w:rPr>
@@ -269,7 +269,7 @@
           <w:i/>
           <w:iCs/>
         </w:rPr>
-        <w:t xml:space="preserve">engine… never merely acknowledged, never silently dropped…”</w:t>
+        <w:t xml:space="preserve">engine… never merely acknowledged, never silently dropped…"</w:t>
       </w:r>
       <w:r>
         <w:t xml:space="preserve"> </w:t>
@@ -292,7 +292,7 @@
       </w:r>
     </w:p>
     <w:bookmarkEnd w:id="13"/>
-    <w:bookmarkStart w:id="14" w:name="the-five-directives"/>
+    <w:bookmarkStart w:id="14" w:name="X357279b1c1f51d218c48fdc5f7be83125aea658"/>
     <w:p>
       <w:pPr>
         <w:pStyle w:val="Heading2"/>
@@ -304,8 +304,7 @@
     <w:tbl>
       <w:tblPr>
         <w:tblStyle w:val="Table"/>
-        <w:tblW w:type="pct" w:w="5000"/>
-        <w:tblLayout w:type="fixed"/>
+        <w:tblW w:type="auto" w:w="0"/>
         <w:tblLook w:firstRow="1" w:lastRow="0" w:firstColumn="0" w:lastColumn="0" w:noHBand="0" w:noVBand="0" w:val="0020"/>
       </w:tblPr>
       <w:tblGrid>
@@ -584,7 +583,7 @@
               <w:t xml:space="preserve"> </w:t>
             </w:r>
             <w:r>
-              <w:t xml:space="preserve">from the report’s own content. If the content does not determine the type it</w:t>
+              <w:t xml:space="preserve">from the report's own content. If the content does not determine the type it</w:t>
             </w:r>
             <w:r>
               <w:t xml:space="preserve"> </w:t>
@@ -777,19 +776,7 @@
         <w:t xml:space="preserve"> </w:t>
       </w:r>
       <w:r>
-        <w:t xml:space="preserve">There is no</w:t>
-      </w:r>
-      <w:r>
-        <w:t xml:space="preserve"> </w:t>
-      </w:r>
-      <w:r>
-        <w:t xml:space="preserve">“Issue”</w:t>
-      </w:r>
-      <w:r>
-        <w:t xml:space="preserve"> </w:t>
-      </w:r>
-      <w:r>
-        <w:t xml:space="preserve">type — every item is a</w:t>
+        <w:t xml:space="preserve">There is no "Issue" type — every item is a</w:t>
       </w:r>
       <w:r>
         <w:t xml:space="preserve"> </w:t>
@@ -836,7 +823,7 @@
       </w:r>
     </w:p>
     <w:bookmarkEnd w:id="14"/>
-    <w:bookmarkStart w:id="16" w:name="how-to-invoke-six-equivalent-forms"/>
+    <w:bookmarkStart w:id="16" w:name="X1b132add7c9a0a65666323fa6bc9aa6c2666998"/>
     <w:p>
       <w:pPr>
         <w:pStyle w:val="Heading2"/>
@@ -1163,7 +1150,7 @@
     </w:p>
     <w:bookmarkEnd w:id="15"/>
     <w:bookmarkEnd w:id="16"/>
-    <w:bookmarkStart w:id="17" w:name="X8a8a5ac31367f8ff82aa7b8a78477757eda3d29"/>
+    <w:bookmarkStart w:id="17" w:name="X7d66edc4c4c4de1e4f6715482e8d59416103f03"/>
     <w:p>
       <w:pPr>
         <w:pStyle w:val="Heading2"/>
@@ -1208,7 +1195,7 @@
       </w:r>
     </w:p>
     <w:bookmarkEnd w:id="17"/>
-    <w:bookmarkStart w:id="18" w:name="X3e4d1759e489bed9a50f5ff25c3f31c6c6fff9d"/>
+    <w:bookmarkStart w:id="18" w:name="X75db4866c490357db8eecb28236d293afe90c39"/>
     <w:p>
       <w:pPr>
         <w:pStyle w:val="Heading2"/>
@@ -1329,8 +1316,7 @@
     <w:tbl>
       <w:tblPr>
         <w:tblStyle w:val="Table"/>
-        <w:tblW w:type="pct" w:w="5000"/>
-        <w:tblLayout w:type="fixed"/>
+        <w:tblW w:type="auto" w:w="0"/>
         <w:tblLook w:firstRow="1" w:lastRow="0" w:firstColumn="0" w:lastColumn="0" w:noHBand="0" w:noVBand="0" w:val="0020"/>
       </w:tblPr>
       <w:tblGrid>
@@ -1390,7 +1376,7 @@
                 <w:b/>
                 <w:bCs/>
               </w:rPr>
-              <w:t xml:space="preserve">Claude Code’s built-in.</w:t>
+              <w:t xml:space="preserve">Claude Code's built-in.</w:t>
             </w:r>
             <w:r>
               <w:t xml:space="preserve"> </w:t>
@@ -1746,7 +1732,7 @@
       </w:r>
     </w:p>
     <w:bookmarkEnd w:id="18"/>
-    <w:bookmarkStart w:id="19" w:name="Xb468c359c0d82cc25cca8783c7aa602d70f5f5e"/>
+    <w:bookmarkStart w:id="19" w:name="X4acf5e6ff74b79e7b539d7577e151f4042083e2"/>
     <w:p>
       <w:pPr>
         <w:pStyle w:val="Heading2"/>
@@ -1795,8 +1781,7 @@
     <w:tbl>
       <w:tblPr>
         <w:tblStyle w:val="Table"/>
-        <w:tblW w:type="pct" w:w="5000"/>
-        <w:tblLayout w:type="fixed"/>
+        <w:tblW w:type="auto" w:w="0"/>
         <w:tblLook w:firstRow="1" w:lastRow="0" w:firstColumn="0" w:lastColumn="0" w:noHBand="0" w:noVBand="0" w:val="0020"/>
       </w:tblPr>
       <w:tblGrid>
@@ -2052,7 +2037,7 @@
       </w:r>
     </w:p>
     <w:bookmarkEnd w:id="19"/>
-    <w:bookmarkStart w:id="20" w:name="sub-system-shortcuts"/>
+    <w:bookmarkStart w:id="20" w:name="X153982c5b1901861c2f74349a8b5ff7ff1e4437"/>
     <w:p>
       <w:pPr>
         <w:pStyle w:val="Heading2"/>
@@ -2088,7 +2073,7 @@
         <w:t xml:space="preserve"> </w:t>
       </w:r>
       <w:r>
-        <w:t xml:space="preserve">submodule expands to that sub-system’s working context (repository, org, where it</w:t>
+        <w:t xml:space="preserve">submodule expands to that sub-system's working context (repository, org, where it</w:t>
       </w:r>
       <w:r>
         <w:t xml:space="preserve"> </w:t>
@@ -2267,7 +2252,7 @@
         <w:t xml:space="preserve"> </w:t>
       </w:r>
       <w:r>
-        <w:t xml:space="preserve">your own project’s submodules, discovered automatically from</w:t>
+        <w:t xml:space="preserve">your own project's submodules, discovered automatically from</w:t>
       </w:r>
       <w:r>
         <w:t xml:space="preserve"> </w:t>
@@ -2329,7 +2314,7 @@
       </w:r>
     </w:p>
     <w:bookmarkEnd w:id="20"/>
-    <w:bookmarkStart w:id="21" w:name="how-to-see-what-is-registered"/>
+    <w:bookmarkStart w:id="21" w:name="X769c84e999e1793299cb4ec4c50945e363a6941"/>
     <w:p>
       <w:pPr>
         <w:pStyle w:val="Heading2"/>
@@ -2544,7 +2529,7 @@
       </w:r>
     </w:p>
     <w:bookmarkEnd w:id="21"/>
-    <w:bookmarkStart w:id="22" w:name="if-a-directive-does-not-seem-to-fire"/>
+    <w:bookmarkStart w:id="22" w:name="X643c4caf53b5639c5a0db757c64d37e2ced7aee"/>
     <w:p>
       <w:pPr>
         <w:pStyle w:val="Heading2"/>
@@ -3177,7 +3162,7 @@
         <w:rFonts w:asciiTheme="minorHAnsi" w:cstheme="minorBidi" w:eastAsiaTheme="minorEastAsia" w:hAnsiTheme="minorHAnsi"/>
         <w:sz w:val="24"/>
         <w:szCs w:val="24"/>
-        <w:lang w:bidi="ar-SA" w:eastAsia="zh-CN" w:val="en-US"/>
+        <w:lang w:bidi="ar-SA" w:eastAsia="zh-CN" w:val="en"/>
       </w:rPr>
     </w:rPrDefault>
     <w:pPrDefault>
@@ -3229,8 +3214,8 @@
     </w:pPr>
     <w:rPr>
       <w:rFonts w:asciiTheme="majorHAnsi" w:cstheme="majorBidi" w:eastAsiaTheme="majorEastAsia" w:hAnsiTheme="majorHAnsi"/>
-      <w:sz w:val="56"/>
-      <w:szCs w:val="56"/>
+      <w:sz w:val="40"/>
+      <w:szCs w:val="40"/>
     </w:rPr>
   </w:style>
   <w:style w:customStyle="1" w:styleId="TitleChar" w:type="character">
@@ -3364,8 +3349,8 @@
     <w:rPr>
       <w:rFonts w:asciiTheme="majorHAnsi" w:cstheme="majorBidi" w:eastAsiaTheme="majorEastAsia" w:hAnsiTheme="majorHAnsi"/>
       <w:color w:themeColor="accent1" w:themeShade="BF" w:val="0F4761"/>
-      <w:sz w:val="40"/>
-      <w:szCs w:val="40"/>
+      <w:sz w:val="32"/>
+      <w:szCs w:val="32"/>
     </w:rPr>
   </w:style>
   <w:style w:styleId="Heading2" w:type="paragraph">
@@ -3387,8 +3372,8 @@
     <w:rPr>
       <w:rFonts w:asciiTheme="majorHAnsi" w:cstheme="majorBidi" w:eastAsiaTheme="majorEastAsia" w:hAnsiTheme="majorHAnsi"/>
       <w:color w:themeColor="accent1" w:themeShade="BF" w:val="0F4761"/>
-      <w:sz w:val="32"/>
-      <w:szCs w:val="32"/>
+      <w:sz w:val="26"/>
+      <w:szCs w:val="26"/>
     </w:rPr>
   </w:style>
   <w:style w:styleId="Heading3" w:type="paragraph">
@@ -3410,8 +3395,8 @@
     <w:rPr>
       <w:rFonts w:cstheme="majorBidi" w:eastAsiaTheme="majorEastAsia"/>
       <w:color w:themeColor="accent1" w:themeShade="BF" w:val="0F4761"/>
-      <w:sz w:val="28"/>
-      <w:szCs w:val="28"/>
+      <w:sz w:val="24"/>
+      <w:szCs w:val="24"/>
     </w:rPr>
   </w:style>
   <w:style w:styleId="Heading4" w:type="paragraph">
@@ -3431,6 +3416,8 @@
       <w:outlineLvl w:val="3"/>
     </w:pPr>
     <w:rPr>
+      <w:sz w:val="22"/>
+      <w:szCs w:val="22"/>
       <w:rFonts w:cstheme="majorBidi" w:eastAsiaTheme="majorEastAsia"/>
       <w:i/>
       <w:iCs/>
